--- a/Промты_для_ИИ.docx
+++ b/Промты_для_ИИ.docx
@@ -1588,18 +1588,10 @@
           <w:color w:val="224488"/>
           <w:sz w:val="19"/>
         </w:rPr>
-        <w:t>.github/workflows/build-windows-exe.yml</w:t>
-      </w:r>
-      <w:r>
-        <w:t>: workflow</w:t>
-      </w:r>
-    </w:p>
-    <w:p>
-      <w:pPr>
-        <w:pStyle w:val="IntenseQuote"/>
-      </w:pPr>
-      <w:r>
-        <w:t xml:space="preserve">   </w:t>
+        <w:t>.github/workflows/build-and-release-exe.yml</w:t>
+      </w:r>
+      <w:r>
+        <w:t xml:space="preserve"> (в КОРНЕ репозитория — GitHub читает только корневую папку </w:t>
       </w:r>
       <w:r>
         <w:rPr>
@@ -1607,7 +1599,26 @@
           <w:color w:val="224488"/>
           <w:sz w:val="19"/>
         </w:rPr>
-        <w:t>build-windows-exe</w:t>
+        <w:t>.github/workflows/</w:t>
+      </w:r>
+      <w:r>
+        <w:t>): workflow</w:t>
+      </w:r>
+    </w:p>
+    <w:p>
+      <w:pPr>
+        <w:pStyle w:val="IntenseQuote"/>
+      </w:pPr>
+      <w:r>
+        <w:t xml:space="preserve">   </w:t>
+      </w:r>
+      <w:r>
+        <w:rPr>
+          <w:rFonts w:ascii="Consolas" w:hAnsi="Consolas"/>
+          <w:color w:val="224488"/>
+          <w:sz w:val="19"/>
+        </w:rPr>
+        <w:t>build-and-release-exe</w:t>
       </w:r>
       <w:r>
         <w:t xml:space="preserve"> на </w:t>
@@ -1678,7 +1689,51 @@
         <w:t>spanverify-windows-x64</w:t>
       </w:r>
       <w:r>
-        <w:t>; при теге — публикация в Releases.</w:t>
+        <w:t xml:space="preserve">; смоук-тест собранного </w:t>
+      </w:r>
+      <w:r>
+        <w:rPr>
+          <w:rFonts w:ascii="Consolas" w:hAnsi="Consolas"/>
+          <w:color w:val="224488"/>
+          <w:sz w:val="19"/>
+        </w:rPr>
+        <w:t>.exe</w:t>
+      </w:r>
+      <w:r>
+        <w:t xml:space="preserve"> (запуск, </w:t>
+      </w:r>
+      <w:r>
+        <w:rPr>
+          <w:rFonts w:ascii="Consolas" w:hAnsi="Consolas"/>
+          <w:color w:val="224488"/>
+          <w:sz w:val="19"/>
+        </w:rPr>
+        <w:t>/health</w:t>
+      </w:r>
+      <w:r>
+        <w:t xml:space="preserve">, реальный </w:t>
+      </w:r>
+      <w:r>
+        <w:rPr>
+          <w:rFonts w:ascii="Consolas" w:hAnsi="Consolas"/>
+          <w:color w:val="224488"/>
+          <w:sz w:val="19"/>
+        </w:rPr>
+        <w:t>POST /v1/verify</w:t>
+      </w:r>
+      <w:r>
+        <w:t xml:space="preserve">) до публикации; при теге или ручном запуске — публикация в Releases с постоянной ссылкой </w:t>
+      </w:r>
+      <w:r>
+        <w:rPr>
+          <w:rFonts w:ascii="Consolas" w:hAnsi="Consolas"/>
+          <w:color w:val="224488"/>
+          <w:sz w:val="19"/>
+        </w:rPr>
+        <w:t>/releases/latest/download/spanverify.exe</w:t>
+      </w:r>
+      <w:r>
+        <w:t>.</w:t>
       </w:r>
     </w:p>
     <w:p>
